--- a/output/전체녹취록_연신내지역주택조합_고영진_20230315.docx
+++ b/output/전체녹취록_연신내지역주택조합_고영진_20230315.docx
@@ -19,6 +19,21 @@
     </w:p>
     <w:p>
       <w:pPr>
+        <w:spacing w:after="80"/>
+        <w:jc w:val="center"/>
+      </w:pPr>
+      <w:r>
+        <w:rPr>
+          <w:rFonts w:ascii="맑은 고딕" w:hAnsi="맑은 고딕" w:eastAsia="맑은 고딕"/>
+          <w:b/>
+          <w:i w:val="0"/>
+          <w:sz w:val="22"/>
+        </w:rPr>
+        <w:t>— 연신내지역주택조합 가입계약 해지(탈퇴) 면담 전체 verbatim 전문(全文) —</w:t>
+      </w:r>
+    </w:p>
+    <w:p>
+      <w:pPr>
         <w:spacing w:after="200"/>
         <w:jc w:val="center"/>
       </w:pPr>
@@ -27,9 +42,10 @@
           <w:rFonts w:ascii="맑은 고딕" w:hAnsi="맑은 고딕" w:eastAsia="맑은 고딕"/>
           <w:b/>
           <w:i w:val="0"/>
-          <w:sz w:val="22"/>
-        </w:rPr>
-        <w:t>— 연신내지역주택조합 면담 전체 verbatim 전문(全文) —</w:t>
+          <w:color w:val="C00000"/>
+          <w:sz w:val="20"/>
+        </w:rPr>
+        <w:t>(2023년 3월 15일자 가입계약 적법 해지 — 동 일자로 탈퇴 완료)</w:t>
       </w:r>
     </w:p>
     <w:p>
@@ -218,7 +234,7 @@
           <w:i w:val="0"/>
           <w:sz w:val="20"/>
         </w:rPr>
-        <w:t>갑이 추가분담금 4,000만 원 납부 거부 및 조합 탈퇴 의사 표명을 위하여 조합 사무실 방문, 면담 전 과정을 본인 휴대전화로 녹음.</w:t>
+        <w:t>갑이 추가분담금 4,000만 원 납부 거부 및 ‘조합 가입계약의 해지(탈퇴)’를 위하여 조합 사무실을 직접 방문하여 업무대행총괄 김성수 이사와 면담함. 면담 자리에서 갑이 구두로 ‘탈퇴’의 의사를 표시하고 을₂(김성수 이사)가 이를 수령·확인하여 2023.3.15.자로 가입계약이 적법하게 해지(=탈퇴 완료)됨. 면담의 전 과정을 본인 휴대전화로 녹음한 것이 본 음성파일임.</w:t>
       </w:r>
     </w:p>
     <w:p>

--- a/output/전체녹취록_연신내지역주택조합_고영진_20230315.docx
+++ b/output/전체녹취록_연신내지역주택조합_고영진_20230315.docx
@@ -210,7 +210,7 @@
           <w:i w:val="0"/>
           <w:sz w:val="20"/>
         </w:rPr>
-        <w:t>을₁ — 조합 안내직원(여) / 을₂ — 김성수(金成洙) 이사 (연신내지역주택조합 업무대행총괄)</w:t>
+        <w:t>을₁ — 조합 안내직원(여) / 을₂ — 김성수(金成洙) 이사 (연신내지역주택조합 업무대행사 ‘주식회사 다원에코코리아’ 업무대행총괄)</w:t>
       </w:r>
     </w:p>
     <w:p>

--- a/output/전체녹취록_연신내지역주택조합_고영진_20230315.docx
+++ b/output/전체녹취록_연신내지역주택조합_고영진_20230315.docx
@@ -114,7 +114,7 @@
           <w:i w:val="0"/>
           <w:sz w:val="20"/>
         </w:rPr>
-        <w:t>연신내지역주택조합 사무실 (서울 은평구 불광동 소재)</w:t>
+        <w:t>(가칭)연신내지역주택조합 추진위원회 사무실 (서울특별시 은평구 통일로 80길 17-7, 불광동)</w:t>
       </w:r>
     </w:p>
     <w:p>

--- a/output/전체녹취록_연신내지역주택조합_고영진_20230315.docx
+++ b/output/전체녹취록_연신내지역주택조합_고영진_20230315.docx
@@ -29,7 +29,7 @@
           <w:i w:val="0"/>
           <w:sz w:val="22"/>
         </w:rPr>
-        <w:t>— 연신내지역주택조합 가입계약 해지(탈퇴) 면담 전체 verbatim 전문(全文) —</w:t>
+        <w:t>— 연신내지역주택조합 가입계약 해지(탈퇴) 면담 전 과정 축자(逐字) 전문(全文) —</w:t>
       </w:r>
     </w:p>
     <w:p>
@@ -319,7 +319,7 @@
           <w:i w:val="0"/>
           <w:sz w:val="20"/>
         </w:rPr>
-        <w:t>1. 본 녹취록은 음성녹음 원본(파일명: Bulgwangdong_2.m4a)을 STT 1차 변환한 후, 녹음자가 직접 청취하며 verbatim 원칙으로 정리한 것이다.</w:t>
+        <w:t>1. 본 녹취록은 음성녹음 원본(파일명: Bulgwangdong_2.m4a)을 음성인식 도구로 1차 자동 변환한 후, 녹음자가 직접 청취하며 ‘원문 그대로(축자) 옮겨 적기’ 원칙에 따라 정리한 것이다.</w:t>
       </w:r>
     </w:p>
     <w:p>

--- a/output/전체녹취록_연신내지역주택조합_고영진_20230315.docx
+++ b/output/전체녹취록_연신내지역주택조합_고영진_20230315.docx
@@ -4181,7 +4181,7 @@
           <w:i w:val="0"/>
           <w:sz w:val="20"/>
         </w:rPr>
-        <w:t>제가 많이 기다렸습니다. 이 시발…</w:t>
+        <w:t>제가 많이 기다렸습니다, 이게…</w:t>
       </w:r>
     </w:p>
     <w:p>

--- a/output/전체녹취록_연신내지역주택조합_고영진_20230315.docx
+++ b/output/전체녹취록_연신내지역주택조합_고영진_20230315.docx
@@ -234,7 +234,7 @@
           <w:i w:val="0"/>
           <w:sz w:val="20"/>
         </w:rPr>
-        <w:t>갑이 추가분담금 4,000만 원 납부 거부 및 ‘조합 가입계약의 해지(탈퇴)’를 위하여 조합 사무실을 직접 방문하여 업무대행총괄 김성수 이사와 면담함. 면담 자리에서 갑이 구두로 ‘탈퇴’의 의사를 표시하고 을₂(김성수 이사)가 이를 수령·확인하여 2023.3.15.자로 가입계약이 적법하게 해지(=탈퇴 완료)됨. 면담의 전 과정을 본인 휴대전화로 녹음한 것이 본 음성파일임.</w:t>
+        <w:t>갑이 추가분담금 4,000만 원 납부 거부 및 ‘조합 가입계약의 해지(탈퇴)’를 위하여 조합 사무실을 직접 방문하여 업무대행총괄 김성수 이사와 면담함. 면담 자리에서 갑은 ① 구두로 ‘탈퇴’의 의사를 표시한 데에 더하여 ② 조합이 비치한 ‘조합원 탈퇴서’에 자필로 서명·날인하여 김성수 이사에게 직접 교부함. 김성수 이사가 이를 수령·확인하여 2023.3.15.자로 가입계약이 적법하게 해지(=탈퇴 완료)됨. 면담의 전 과정을 본인 휴대전화로 녹음한 것이 본 음성파일임.</w:t>
       </w:r>
     </w:p>
     <w:p>
@@ -6421,7 +6421,7 @@
           <w:i w:val="0"/>
           <w:sz w:val="20"/>
         </w:rPr>
-        <w:t>일단은 기다리겠습니다. 기다리는데…</w:t>
+        <w:t>일단은 (환불을) 기다리겠습니다. 기다리는데…</w:t>
       </w:r>
     </w:p>
     <w:p>

--- a/output/전체녹취록_연신내지역주택조합_고영진_20230315.docx
+++ b/output/전체녹취록_연신내지역주택조합_고영진_20230315.docx
@@ -114,7 +114,7 @@
           <w:i w:val="0"/>
           <w:sz w:val="20"/>
         </w:rPr>
-        <w:t>(가칭)연신내지역주택조합 추진위원회 사무실 (서울특별시 은평구 통일로 80길 17-7, 불광동)</w:t>
+        <w:t>연신내지역주택조합 업무대행사 사무실 (서울특별시 은평구 불광동 소재)</w:t>
       </w:r>
     </w:p>
     <w:p>

--- a/output/전체녹취록_연신내지역주택조합_고영진_20230315.docx
+++ b/output/전체녹취록_연신내지역주택조합_고영진_20230315.docx
@@ -186,7 +186,7 @@
           <w:i w:val="0"/>
           <w:sz w:val="20"/>
         </w:rPr>
-        <w:t>갑(甲) — 조합원 고영진(高永鎭)</w:t>
+        <w:t>갑 — 조합원 고영진</w:t>
       </w:r>
     </w:p>
     <w:p>
@@ -210,7 +210,7 @@
           <w:i w:val="0"/>
           <w:sz w:val="20"/>
         </w:rPr>
-        <w:t>을₁ — 조합 안내직원(여) / 을₂ — 김성수(金成洙) 이사 (연신내지역주택조합 업무대행사 ‘주식회사 다원에코코리아’ 업무대행총괄)</w:t>
+        <w:t>① 김성수 이사 (연신내지역주택조합 업무대행사 ‘주식회사 다원에코코리아’ 업무대행총괄) — 이하 ‘을₂’ / ② 조합 안내직원(여) — 이하 ‘을₁’</w:t>
       </w:r>
     </w:p>
     <w:p>
@@ -258,7 +258,7 @@
           <w:i w:val="0"/>
           <w:sz w:val="20"/>
         </w:rPr>
-        <w:t>갑(甲) 고영진</w:t>
+        <w:t>갑 고영진</w:t>
       </w:r>
     </w:p>
     <w:p>
@@ -349,7 +349,7 @@
           <w:i w:val="0"/>
           <w:sz w:val="20"/>
         </w:rPr>
-        <w:t>3. 화자 표기는 ‘갑(甲) = 고영진’, ‘을₁ = 조합 안내직원’, ‘을₂ = 김성수 이사’를 따른다.</w:t>
+        <w:t>3. 화자 표기는 ‘갑 = 고영진’, ‘을₁ = 조합 안내직원’, ‘을₂ = 김성수 이사’를 따른다.</w:t>
       </w:r>
     </w:p>
     <w:p>
